--- a/cs411/cs411_homework_2.docx
+++ b/cs411/cs411_homework_2.docx
@@ -132,7 +132,115 @@
         <w:pStyle w:val="ListParagraph"/>
       </w:pPr>
       <w:r>
+        <w:lastRenderedPageBreak/>
         <w:t xml:space="preserve">G) </w:t>
+      </w:r>
+      <w:r>
+        <w:t>The environment would be sequential if the agent’s performance measure was measured by its ability to pick up all of the stars in the least number of moves. If this were the case, the agent would need to deliberate in which order it should move to pick up the stars so that it does so the most efficiently in the least number of moves.</w:t>
+      </w:r>
+    </w:p>
+    <w:p>
+      <w:pPr>
+        <w:pStyle w:val="ListParagraph"/>
+      </w:pPr>
+    </w:p>
+    <w:p>
+      <w:pPr>
+        <w:pStyle w:val="ListParagraph"/>
+      </w:pPr>
+      <w:r>
+        <w:t>H) The environment would be episodic if the agent did not have the ability to</w:t>
+      </w:r>
+      <w:r>
+        <w:t xml:space="preserve"> consider its past percepts when making its decisions. The agent would only make its decisions based on its most recent percept.</w:t>
+      </w:r>
+    </w:p>
+    <w:p>
+      <w:pPr>
+        <w:pStyle w:val="ListParagraph"/>
+      </w:pPr>
+    </w:p>
+    <w:p>
+      <w:pPr>
+        <w:ind w:left="720"/>
+      </w:pPr>
+      <w:r>
+        <w:t>I)  The environment would be known if the outcomes of each of the agent’s actions</w:t>
+      </w:r>
+      <w:r>
+        <w:t xml:space="preserve"> were already known. If the agent moves in a direction, it would move in that direction if there is a place for it to move in that direction. If an agent picks up a star, that star is picked up.</w:t>
+      </w:r>
+    </w:p>
+    <w:p>
+      <w:pPr>
+        <w:ind w:left="720"/>
+      </w:pPr>
+    </w:p>
+    <w:p>
+      <w:pPr>
+        <w:ind w:left="720"/>
+      </w:pPr>
+      <w:r>
+        <w:t xml:space="preserve">J) </w:t>
+      </w:r>
+      <w:r>
+        <w:t>The environment would be unknown if the outcomes of the agent’s actions was not always known. For example, imagine if when the agent went to pick up a star, there was a random chance that the star would move to a different square on the grid instead of being picked up. Sometimes, the star would be picked up normally. In this case, the environment would be unknown.</w:t>
+      </w:r>
+    </w:p>
+    <w:p>
+      <w:pPr>
+        <w:ind w:left="720"/>
+      </w:pPr>
+    </w:p>
+    <w:p>
+      <w:pPr>
+        <w:ind w:left="720"/>
+      </w:pPr>
+      <w:r>
+        <w:t>K) The environment would be continuous if while the agent is acting and deliberating, the stars are constantly moving. The direction of the stars’ movement does not matter. In this case, the environment would be continuous.</w:t>
+      </w:r>
+    </w:p>
+    <w:p>
+      <w:pPr>
+        <w:ind w:left="720"/>
+      </w:pPr>
+    </w:p>
+    <w:p>
+      <w:pPr>
+        <w:ind w:left="720"/>
+      </w:pPr>
+      <w:r>
+        <w:t>L) The environment would be discrete if the stars are not able to move and only the agent is able to make changes to the environment. In this case, there would only be a finite number of possible states that the environment can be in, and the environment would be discrete.</w:t>
+      </w:r>
+    </w:p>
+    <w:p>
+      <w:pPr>
+        <w:ind w:left="720"/>
+      </w:pPr>
+    </w:p>
+    <w:p>
+      <w:pPr>
+        <w:ind w:left="720"/>
+      </w:pPr>
+      <w:r>
+        <w:t xml:space="preserve">M) </w:t>
+      </w:r>
+      <w:r>
+        <w:t>The environment would be single-agent if the agent is the only agent in the environment. Since there is only one agent, the environment is single-agent.</w:t>
+      </w:r>
+    </w:p>
+    <w:p>
+      <w:pPr>
+        <w:ind w:left="720"/>
+      </w:pPr>
+    </w:p>
+    <w:p>
+      <w:pPr>
+        <w:ind w:left="720"/>
+      </w:pPr>
+      <w:r>
+        <w:lastRenderedPageBreak/>
+        <w:t>N) The environment would be multi-agent if there were multiple agents in the environment that could move and pick up stars. Since there are multiple agents, the environment is multi-agent.</w:t>
       </w:r>
     </w:p>
     <w:sectPr>
@@ -237,6 +345,184 @@
     </w:lvl>
   </w:abstractNum>
   <w:abstractNum w:abstractNumId="1" w15:restartNumberingAfterBreak="0">
+    <w:nsid w:val="26BA6688"/>
+    <w:multiLevelType w:val="hybridMultilevel"/>
+    <w:tmpl w:val="EB8E6ADE"/>
+    <w:lvl w:ilvl="0" w:tplc="A976A582">
+      <w:start w:val="1"/>
+      <w:numFmt w:val="upperRoman"/>
+      <w:lvlText w:val="%1)"/>
+      <w:lvlJc w:val="left"/>
+      <w:pPr>
+        <w:ind w:left="1440" w:hanging="720"/>
+      </w:pPr>
+      <w:rPr>
+        <w:rFonts w:hint="default"/>
+      </w:rPr>
+    </w:lvl>
+    <w:lvl w:ilvl="1" w:tplc="04090019" w:tentative="1">
+      <w:start w:val="1"/>
+      <w:numFmt w:val="lowerLetter"/>
+      <w:lvlText w:val="%2."/>
+      <w:lvlJc w:val="left"/>
+      <w:pPr>
+        <w:ind w:left="1800" w:hanging="360"/>
+      </w:pPr>
+    </w:lvl>
+    <w:lvl w:ilvl="2" w:tplc="0409001B" w:tentative="1">
+      <w:start w:val="1"/>
+      <w:numFmt w:val="lowerRoman"/>
+      <w:lvlText w:val="%3."/>
+      <w:lvlJc w:val="right"/>
+      <w:pPr>
+        <w:ind w:left="2520" w:hanging="180"/>
+      </w:pPr>
+    </w:lvl>
+    <w:lvl w:ilvl="3" w:tplc="0409000F" w:tentative="1">
+      <w:start w:val="1"/>
+      <w:numFmt w:val="decimal"/>
+      <w:lvlText w:val="%4."/>
+      <w:lvlJc w:val="left"/>
+      <w:pPr>
+        <w:ind w:left="3240" w:hanging="360"/>
+      </w:pPr>
+    </w:lvl>
+    <w:lvl w:ilvl="4" w:tplc="04090019" w:tentative="1">
+      <w:start w:val="1"/>
+      <w:numFmt w:val="lowerLetter"/>
+      <w:lvlText w:val="%5."/>
+      <w:lvlJc w:val="left"/>
+      <w:pPr>
+        <w:ind w:left="3960" w:hanging="360"/>
+      </w:pPr>
+    </w:lvl>
+    <w:lvl w:ilvl="5" w:tplc="0409001B" w:tentative="1">
+      <w:start w:val="1"/>
+      <w:numFmt w:val="lowerRoman"/>
+      <w:lvlText w:val="%6."/>
+      <w:lvlJc w:val="right"/>
+      <w:pPr>
+        <w:ind w:left="4680" w:hanging="180"/>
+      </w:pPr>
+    </w:lvl>
+    <w:lvl w:ilvl="6" w:tplc="0409000F" w:tentative="1">
+      <w:start w:val="1"/>
+      <w:numFmt w:val="decimal"/>
+      <w:lvlText w:val="%7."/>
+      <w:lvlJc w:val="left"/>
+      <w:pPr>
+        <w:ind w:left="5400" w:hanging="360"/>
+      </w:pPr>
+    </w:lvl>
+    <w:lvl w:ilvl="7" w:tplc="04090019" w:tentative="1">
+      <w:start w:val="1"/>
+      <w:numFmt w:val="lowerLetter"/>
+      <w:lvlText w:val="%8."/>
+      <w:lvlJc w:val="left"/>
+      <w:pPr>
+        <w:ind w:left="6120" w:hanging="360"/>
+      </w:pPr>
+    </w:lvl>
+    <w:lvl w:ilvl="8" w:tplc="0409001B" w:tentative="1">
+      <w:start w:val="1"/>
+      <w:numFmt w:val="lowerRoman"/>
+      <w:lvlText w:val="%9."/>
+      <w:lvlJc w:val="right"/>
+      <w:pPr>
+        <w:ind w:left="6840" w:hanging="180"/>
+      </w:pPr>
+    </w:lvl>
+  </w:abstractNum>
+  <w:abstractNum w:abstractNumId="2" w15:restartNumberingAfterBreak="0">
+    <w:nsid w:val="2A831EA5"/>
+    <w:multiLevelType w:val="hybridMultilevel"/>
+    <w:tmpl w:val="124C32AC"/>
+    <w:lvl w:ilvl="0" w:tplc="962A6382">
+      <w:start w:val="1"/>
+      <w:numFmt w:val="upperRoman"/>
+      <w:lvlText w:val="%1)"/>
+      <w:lvlJc w:val="left"/>
+      <w:pPr>
+        <w:ind w:left="1440" w:hanging="720"/>
+      </w:pPr>
+      <w:rPr>
+        <w:rFonts w:hint="default"/>
+      </w:rPr>
+    </w:lvl>
+    <w:lvl w:ilvl="1" w:tplc="04090019" w:tentative="1">
+      <w:start w:val="1"/>
+      <w:numFmt w:val="lowerLetter"/>
+      <w:lvlText w:val="%2."/>
+      <w:lvlJc w:val="left"/>
+      <w:pPr>
+        <w:ind w:left="1800" w:hanging="360"/>
+      </w:pPr>
+    </w:lvl>
+    <w:lvl w:ilvl="2" w:tplc="0409001B" w:tentative="1">
+      <w:start w:val="1"/>
+      <w:numFmt w:val="lowerRoman"/>
+      <w:lvlText w:val="%3."/>
+      <w:lvlJc w:val="right"/>
+      <w:pPr>
+        <w:ind w:left="2520" w:hanging="180"/>
+      </w:pPr>
+    </w:lvl>
+    <w:lvl w:ilvl="3" w:tplc="0409000F" w:tentative="1">
+      <w:start w:val="1"/>
+      <w:numFmt w:val="decimal"/>
+      <w:lvlText w:val="%4."/>
+      <w:lvlJc w:val="left"/>
+      <w:pPr>
+        <w:ind w:left="3240" w:hanging="360"/>
+      </w:pPr>
+    </w:lvl>
+    <w:lvl w:ilvl="4" w:tplc="04090019" w:tentative="1">
+      <w:start w:val="1"/>
+      <w:numFmt w:val="lowerLetter"/>
+      <w:lvlText w:val="%5."/>
+      <w:lvlJc w:val="left"/>
+      <w:pPr>
+        <w:ind w:left="3960" w:hanging="360"/>
+      </w:pPr>
+    </w:lvl>
+    <w:lvl w:ilvl="5" w:tplc="0409001B" w:tentative="1">
+      <w:start w:val="1"/>
+      <w:numFmt w:val="lowerRoman"/>
+      <w:lvlText w:val="%6."/>
+      <w:lvlJc w:val="right"/>
+      <w:pPr>
+        <w:ind w:left="4680" w:hanging="180"/>
+      </w:pPr>
+    </w:lvl>
+    <w:lvl w:ilvl="6" w:tplc="0409000F" w:tentative="1">
+      <w:start w:val="1"/>
+      <w:numFmt w:val="decimal"/>
+      <w:lvlText w:val="%7."/>
+      <w:lvlJc w:val="left"/>
+      <w:pPr>
+        <w:ind w:left="5400" w:hanging="360"/>
+      </w:pPr>
+    </w:lvl>
+    <w:lvl w:ilvl="7" w:tplc="04090019" w:tentative="1">
+      <w:start w:val="1"/>
+      <w:numFmt w:val="lowerLetter"/>
+      <w:lvlText w:val="%8."/>
+      <w:lvlJc w:val="left"/>
+      <w:pPr>
+        <w:ind w:left="6120" w:hanging="360"/>
+      </w:pPr>
+    </w:lvl>
+    <w:lvl w:ilvl="8" w:tplc="0409001B" w:tentative="1">
+      <w:start w:val="1"/>
+      <w:numFmt w:val="lowerRoman"/>
+      <w:lvlText w:val="%9."/>
+      <w:lvlJc w:val="right"/>
+      <w:pPr>
+        <w:ind w:left="6840" w:hanging="180"/>
+      </w:pPr>
+    </w:lvl>
+  </w:abstractNum>
+  <w:abstractNum w:abstractNumId="3" w15:restartNumberingAfterBreak="0">
     <w:nsid w:val="50B50684"/>
     <w:multiLevelType w:val="hybridMultilevel"/>
     <w:tmpl w:val="F44EDE4A"/>
@@ -325,11 +611,293 @@
       </w:pPr>
     </w:lvl>
   </w:abstractNum>
+  <w:abstractNum w:abstractNumId="4" w15:restartNumberingAfterBreak="0">
+    <w:nsid w:val="62BA37DF"/>
+    <w:multiLevelType w:val="hybridMultilevel"/>
+    <w:tmpl w:val="F8E05F30"/>
+    <w:lvl w:ilvl="0" w:tplc="B67C4232">
+      <w:start w:val="1"/>
+      <w:numFmt w:val="upperRoman"/>
+      <w:lvlText w:val="%1)"/>
+      <w:lvlJc w:val="left"/>
+      <w:pPr>
+        <w:ind w:left="1440" w:hanging="720"/>
+      </w:pPr>
+      <w:rPr>
+        <w:rFonts w:hint="default"/>
+      </w:rPr>
+    </w:lvl>
+    <w:lvl w:ilvl="1" w:tplc="04090019" w:tentative="1">
+      <w:start w:val="1"/>
+      <w:numFmt w:val="lowerLetter"/>
+      <w:lvlText w:val="%2."/>
+      <w:lvlJc w:val="left"/>
+      <w:pPr>
+        <w:ind w:left="1800" w:hanging="360"/>
+      </w:pPr>
+    </w:lvl>
+    <w:lvl w:ilvl="2" w:tplc="0409001B" w:tentative="1">
+      <w:start w:val="1"/>
+      <w:numFmt w:val="lowerRoman"/>
+      <w:lvlText w:val="%3."/>
+      <w:lvlJc w:val="right"/>
+      <w:pPr>
+        <w:ind w:left="2520" w:hanging="180"/>
+      </w:pPr>
+    </w:lvl>
+    <w:lvl w:ilvl="3" w:tplc="0409000F" w:tentative="1">
+      <w:start w:val="1"/>
+      <w:numFmt w:val="decimal"/>
+      <w:lvlText w:val="%4."/>
+      <w:lvlJc w:val="left"/>
+      <w:pPr>
+        <w:ind w:left="3240" w:hanging="360"/>
+      </w:pPr>
+    </w:lvl>
+    <w:lvl w:ilvl="4" w:tplc="04090019" w:tentative="1">
+      <w:start w:val="1"/>
+      <w:numFmt w:val="lowerLetter"/>
+      <w:lvlText w:val="%5."/>
+      <w:lvlJc w:val="left"/>
+      <w:pPr>
+        <w:ind w:left="3960" w:hanging="360"/>
+      </w:pPr>
+    </w:lvl>
+    <w:lvl w:ilvl="5" w:tplc="0409001B" w:tentative="1">
+      <w:start w:val="1"/>
+      <w:numFmt w:val="lowerRoman"/>
+      <w:lvlText w:val="%6."/>
+      <w:lvlJc w:val="right"/>
+      <w:pPr>
+        <w:ind w:left="4680" w:hanging="180"/>
+      </w:pPr>
+    </w:lvl>
+    <w:lvl w:ilvl="6" w:tplc="0409000F" w:tentative="1">
+      <w:start w:val="1"/>
+      <w:numFmt w:val="decimal"/>
+      <w:lvlText w:val="%7."/>
+      <w:lvlJc w:val="left"/>
+      <w:pPr>
+        <w:ind w:left="5400" w:hanging="360"/>
+      </w:pPr>
+    </w:lvl>
+    <w:lvl w:ilvl="7" w:tplc="04090019" w:tentative="1">
+      <w:start w:val="1"/>
+      <w:numFmt w:val="lowerLetter"/>
+      <w:lvlText w:val="%8."/>
+      <w:lvlJc w:val="left"/>
+      <w:pPr>
+        <w:ind w:left="6120" w:hanging="360"/>
+      </w:pPr>
+    </w:lvl>
+    <w:lvl w:ilvl="8" w:tplc="0409001B" w:tentative="1">
+      <w:start w:val="1"/>
+      <w:numFmt w:val="lowerRoman"/>
+      <w:lvlText w:val="%9."/>
+      <w:lvlJc w:val="right"/>
+      <w:pPr>
+        <w:ind w:left="6840" w:hanging="180"/>
+      </w:pPr>
+    </w:lvl>
+  </w:abstractNum>
+  <w:abstractNum w:abstractNumId="5" w15:restartNumberingAfterBreak="0">
+    <w:nsid w:val="68D90D9B"/>
+    <w:multiLevelType w:val="hybridMultilevel"/>
+    <w:tmpl w:val="0ABC0C5E"/>
+    <w:lvl w:ilvl="0" w:tplc="6590E036">
+      <w:start w:val="1"/>
+      <w:numFmt w:val="upperRoman"/>
+      <w:lvlText w:val="%1)"/>
+      <w:lvlJc w:val="left"/>
+      <w:pPr>
+        <w:ind w:left="1440" w:hanging="720"/>
+      </w:pPr>
+      <w:rPr>
+        <w:rFonts w:hint="default"/>
+      </w:rPr>
+    </w:lvl>
+    <w:lvl w:ilvl="1" w:tplc="04090019" w:tentative="1">
+      <w:start w:val="1"/>
+      <w:numFmt w:val="lowerLetter"/>
+      <w:lvlText w:val="%2."/>
+      <w:lvlJc w:val="left"/>
+      <w:pPr>
+        <w:ind w:left="1800" w:hanging="360"/>
+      </w:pPr>
+    </w:lvl>
+    <w:lvl w:ilvl="2" w:tplc="0409001B" w:tentative="1">
+      <w:start w:val="1"/>
+      <w:numFmt w:val="lowerRoman"/>
+      <w:lvlText w:val="%3."/>
+      <w:lvlJc w:val="right"/>
+      <w:pPr>
+        <w:ind w:left="2520" w:hanging="180"/>
+      </w:pPr>
+    </w:lvl>
+    <w:lvl w:ilvl="3" w:tplc="0409000F" w:tentative="1">
+      <w:start w:val="1"/>
+      <w:numFmt w:val="decimal"/>
+      <w:lvlText w:val="%4."/>
+      <w:lvlJc w:val="left"/>
+      <w:pPr>
+        <w:ind w:left="3240" w:hanging="360"/>
+      </w:pPr>
+    </w:lvl>
+    <w:lvl w:ilvl="4" w:tplc="04090019" w:tentative="1">
+      <w:start w:val="1"/>
+      <w:numFmt w:val="lowerLetter"/>
+      <w:lvlText w:val="%5."/>
+      <w:lvlJc w:val="left"/>
+      <w:pPr>
+        <w:ind w:left="3960" w:hanging="360"/>
+      </w:pPr>
+    </w:lvl>
+    <w:lvl w:ilvl="5" w:tplc="0409001B" w:tentative="1">
+      <w:start w:val="1"/>
+      <w:numFmt w:val="lowerRoman"/>
+      <w:lvlText w:val="%6."/>
+      <w:lvlJc w:val="right"/>
+      <w:pPr>
+        <w:ind w:left="4680" w:hanging="180"/>
+      </w:pPr>
+    </w:lvl>
+    <w:lvl w:ilvl="6" w:tplc="0409000F" w:tentative="1">
+      <w:start w:val="1"/>
+      <w:numFmt w:val="decimal"/>
+      <w:lvlText w:val="%7."/>
+      <w:lvlJc w:val="left"/>
+      <w:pPr>
+        <w:ind w:left="5400" w:hanging="360"/>
+      </w:pPr>
+    </w:lvl>
+    <w:lvl w:ilvl="7" w:tplc="04090019" w:tentative="1">
+      <w:start w:val="1"/>
+      <w:numFmt w:val="lowerLetter"/>
+      <w:lvlText w:val="%8."/>
+      <w:lvlJc w:val="left"/>
+      <w:pPr>
+        <w:ind w:left="6120" w:hanging="360"/>
+      </w:pPr>
+    </w:lvl>
+    <w:lvl w:ilvl="8" w:tplc="0409001B" w:tentative="1">
+      <w:start w:val="1"/>
+      <w:numFmt w:val="lowerRoman"/>
+      <w:lvlText w:val="%9."/>
+      <w:lvlJc w:val="right"/>
+      <w:pPr>
+        <w:ind w:left="6840" w:hanging="180"/>
+      </w:pPr>
+    </w:lvl>
+  </w:abstractNum>
+  <w:abstractNum w:abstractNumId="6" w15:restartNumberingAfterBreak="0">
+    <w:nsid w:val="76E50BFE"/>
+    <w:multiLevelType w:val="hybridMultilevel"/>
+    <w:tmpl w:val="345E67A4"/>
+    <w:lvl w:ilvl="0" w:tplc="8D86CF8E">
+      <w:start w:val="1"/>
+      <w:numFmt w:val="upperRoman"/>
+      <w:lvlText w:val="%1)"/>
+      <w:lvlJc w:val="left"/>
+      <w:pPr>
+        <w:ind w:left="1440" w:hanging="720"/>
+      </w:pPr>
+      <w:rPr>
+        <w:rFonts w:hint="default"/>
+      </w:rPr>
+    </w:lvl>
+    <w:lvl w:ilvl="1" w:tplc="04090019" w:tentative="1">
+      <w:start w:val="1"/>
+      <w:numFmt w:val="lowerLetter"/>
+      <w:lvlText w:val="%2."/>
+      <w:lvlJc w:val="left"/>
+      <w:pPr>
+        <w:ind w:left="1800" w:hanging="360"/>
+      </w:pPr>
+    </w:lvl>
+    <w:lvl w:ilvl="2" w:tplc="0409001B" w:tentative="1">
+      <w:start w:val="1"/>
+      <w:numFmt w:val="lowerRoman"/>
+      <w:lvlText w:val="%3."/>
+      <w:lvlJc w:val="right"/>
+      <w:pPr>
+        <w:ind w:left="2520" w:hanging="180"/>
+      </w:pPr>
+    </w:lvl>
+    <w:lvl w:ilvl="3" w:tplc="0409000F" w:tentative="1">
+      <w:start w:val="1"/>
+      <w:numFmt w:val="decimal"/>
+      <w:lvlText w:val="%4."/>
+      <w:lvlJc w:val="left"/>
+      <w:pPr>
+        <w:ind w:left="3240" w:hanging="360"/>
+      </w:pPr>
+    </w:lvl>
+    <w:lvl w:ilvl="4" w:tplc="04090019" w:tentative="1">
+      <w:start w:val="1"/>
+      <w:numFmt w:val="lowerLetter"/>
+      <w:lvlText w:val="%5."/>
+      <w:lvlJc w:val="left"/>
+      <w:pPr>
+        <w:ind w:left="3960" w:hanging="360"/>
+      </w:pPr>
+    </w:lvl>
+    <w:lvl w:ilvl="5" w:tplc="0409001B" w:tentative="1">
+      <w:start w:val="1"/>
+      <w:numFmt w:val="lowerRoman"/>
+      <w:lvlText w:val="%6."/>
+      <w:lvlJc w:val="right"/>
+      <w:pPr>
+        <w:ind w:left="4680" w:hanging="180"/>
+      </w:pPr>
+    </w:lvl>
+    <w:lvl w:ilvl="6" w:tplc="0409000F" w:tentative="1">
+      <w:start w:val="1"/>
+      <w:numFmt w:val="decimal"/>
+      <w:lvlText w:val="%7."/>
+      <w:lvlJc w:val="left"/>
+      <w:pPr>
+        <w:ind w:left="5400" w:hanging="360"/>
+      </w:pPr>
+    </w:lvl>
+    <w:lvl w:ilvl="7" w:tplc="04090019" w:tentative="1">
+      <w:start w:val="1"/>
+      <w:numFmt w:val="lowerLetter"/>
+      <w:lvlText w:val="%8."/>
+      <w:lvlJc w:val="left"/>
+      <w:pPr>
+        <w:ind w:left="6120" w:hanging="360"/>
+      </w:pPr>
+    </w:lvl>
+    <w:lvl w:ilvl="8" w:tplc="0409001B" w:tentative="1">
+      <w:start w:val="1"/>
+      <w:numFmt w:val="lowerRoman"/>
+      <w:lvlText w:val="%9."/>
+      <w:lvlJc w:val="right"/>
+      <w:pPr>
+        <w:ind w:left="6840" w:hanging="180"/>
+      </w:pPr>
+    </w:lvl>
+  </w:abstractNum>
   <w:num w:numId="1" w16cid:durableId="637614309">
-    <w:abstractNumId w:val="1"/>
+    <w:abstractNumId w:val="3"/>
   </w:num>
   <w:num w:numId="2" w16cid:durableId="1751809221">
     <w:abstractNumId w:val="0"/>
+  </w:num>
+  <w:num w:numId="3" w16cid:durableId="1366785764">
+    <w:abstractNumId w:val="2"/>
+  </w:num>
+  <w:num w:numId="4" w16cid:durableId="2096853895">
+    <w:abstractNumId w:val="6"/>
+  </w:num>
+  <w:num w:numId="5" w16cid:durableId="1182937682">
+    <w:abstractNumId w:val="5"/>
+  </w:num>
+  <w:num w:numId="6" w16cid:durableId="1536306747">
+    <w:abstractNumId w:val="1"/>
+  </w:num>
+  <w:num w:numId="7" w16cid:durableId="1070419011">
+    <w:abstractNumId w:val="4"/>
   </w:num>
 </w:numbering>
 </file>
